--- a/修改日志_CHANGELOG.docx
+++ b/修改日志_CHANGELOG.docx
@@ -26,14 +26,14 @@
         <w:rPr>
           <w:sz w:val="22"/>
         </w:rPr>
-        <w:t>版本：v1.2（SQL 注入修复版）</w:t>
+        <w:t>版本：v1.3（文件上传安全加固版）</w:t>
         <w:br/>
       </w:r>
       <w:r>
         <w:rPr>
           <w:sz w:val="22"/>
         </w:rPr>
-        <w:t>日期：2026-07-08</w:t>
+        <w:t>日期：2026-07-09</w:t>
       </w:r>
     </w:p>
     <w:p/>
@@ -120,7 +120,7 @@
           </w:tcPr>
           <w:p>
             <w:r>
-              <w:t>app.py — /search 路由</w:t>
+              <w:t>app.py — /upload 路由</w:t>
             </w:r>
           </w:p>
         </w:tc>
@@ -140,7 +140,7 @@
           </w:tcPr>
           <w:p>
             <w:r>
-              <w:t>参数化查询替代 f-string 拼接</w:t>
+              <w:t>新增扩展名白名单、魔数校验、UUID重命名</w:t>
             </w:r>
           </w:p>
         </w:tc>
@@ -152,7 +152,7 @@
           </w:tcPr>
           <w:p>
             <w:r>
-              <w:t>app.py — /register 路由</w:t>
+              <w:t>static/css/style.css</w:t>
             </w:r>
           </w:p>
         </w:tc>
@@ -162,7 +162,7 @@
           </w:tcPr>
           <w:p>
             <w:r>
-              <w:t>🔧 修复</w:t>
+              <w:t>➕ 新增</w:t>
             </w:r>
           </w:p>
         </w:tc>
@@ -172,7 +172,7 @@
           </w:tcPr>
           <w:p>
             <w:r>
-              <w:t>参数化查询替代 f-string 拼接</w:t>
+              <w:t>上传页面样式</w:t>
             </w:r>
           </w:p>
         </w:tc>
@@ -192,12 +192,7 @@
         <w:pStyle w:val="Heading2"/>
       </w:pPr>
       <w:r>
-        <w:t>变更 1：搜索功能 — 参数化查询</w:t>
-      </w:r>
-    </w:p>
-    <w:p>
-      <w:r>
-        <w:t>修复位置：app.py 第 232-239 行 /search 路由</w:t>
+        <w:t>变更 1：文件扩展名白名单校验</w:t>
       </w:r>
     </w:p>
     <w:p>
@@ -220,21 +215,7 @@
           <w:color w:val="8E44AD"/>
           <w:sz w:val="18"/>
         </w:rPr>
-        <w:t>executed_sql = f"SELECT ... WHERE username LIKE '%{keyword}%' OR email LIKE '%{keyword}%'"</w:t>
-      </w:r>
-    </w:p>
-    <w:p>
-      <w:pPr>
-        <w:spacing w:before="80" w:after="80"/>
-        <w:ind w:left="432"/>
-      </w:pPr>
-      <w:r>
-        <w:rPr>
-          <w:rFonts w:ascii="Consolas" w:hAnsi="Consolas"/>
-          <w:color w:val="8E44AD"/>
-          <w:sz w:val="18"/>
-        </w:rPr>
-        <w:t>c.execute(executed_sql)</w:t>
+        <w:t>无任何扩展名检查，可上传任意文件</w:t>
       </w:r>
     </w:p>
     <w:p>
@@ -257,26 +238,12 @@
           <w:color w:val="8E44AD"/>
           <w:sz w:val="18"/>
         </w:rPr>
-        <w:t>executed_sql = "SELECT ... WHERE username LIKE ? OR email LIKE ?"</w:t>
-      </w:r>
-    </w:p>
-    <w:p>
-      <w:pPr>
-        <w:spacing w:before="80" w:after="80"/>
-        <w:ind w:left="432"/>
-      </w:pPr>
-      <w:r>
-        <w:rPr>
-          <w:rFonts w:ascii="Consolas" w:hAnsi="Consolas"/>
-          <w:color w:val="8E44AD"/>
-          <w:sz w:val="18"/>
-        </w:rPr>
-        <w:t>c.execute(executed_sql, (f"%{keyword}%", f"%{keyword}%"))</w:t>
+        <w:t>只允许 jpg、jpeg、png、gif 四种图片格式</w:t>
       </w:r>
     </w:p>
     <w:p>
       <w:r>
-        <w:t>说明：通过 ? 占位符传递用户输入，数据库自动转义特殊字符，杜绝 SQL 注入。</w:t>
+        <w:t>攻击者无法再上传 .php、.asp 等可执行脚本文件</w:t>
       </w:r>
     </w:p>
     <w:p>
@@ -284,12 +251,7 @@
         <w:pStyle w:val="Heading2"/>
       </w:pPr>
       <w:r>
-        <w:t>变更 2：注册功能 — 参数化查询</w:t>
-      </w:r>
-    </w:p>
-    <w:p>
-      <w:r>
-        <w:t>修复位置：app.py 第 197-203 行 /register 路由</w:t>
+        <w:t>变更 2：UUID 重命名文件</w:t>
       </w:r>
     </w:p>
     <w:p>
@@ -312,21 +274,7 @@
           <w:color w:val="8E44AD"/>
           <w:sz w:val="18"/>
         </w:rPr>
-        <w:t>sql = f"INSERT INTO users (...) VALUES ('{username}', '{password}', '{email}', '{phone}')"</w:t>
-      </w:r>
-    </w:p>
-    <w:p>
-      <w:pPr>
-        <w:spacing w:before="80" w:after="80"/>
-        <w:ind w:left="432"/>
-      </w:pPr>
-      <w:r>
-        <w:rPr>
-          <w:rFonts w:ascii="Consolas" w:hAnsi="Consolas"/>
-          <w:color w:val="8E44AD"/>
-          <w:sz w:val="18"/>
-        </w:rPr>
-        <w:t>c.execute(sql)</w:t>
+        <w:t>使用用户提供的原始文件名（可包含 ../ 路径穿越）</w:t>
       </w:r>
     </w:p>
     <w:p>
@@ -349,7 +297,29 @@
           <w:color w:val="8E44AD"/>
           <w:sz w:val="18"/>
         </w:rPr>
-        <w:t>sql = "INSERT INTO users (username, password, email, phone) VALUES (?, ?, ?, ?)"</w:t>
+        <w:t>使用 secrets.token_hex(16) 生成随机文件名，防止路径穿越</w:t>
+      </w:r>
+    </w:p>
+    <w:p>
+      <w:r>
+        <w:t>攻击者无法通过 ../../etc/shell.php 覆盖系统文件</w:t>
+      </w:r>
+    </w:p>
+    <w:p>
+      <w:pPr>
+        <w:pStyle w:val="Heading2"/>
+      </w:pPr>
+      <w:r>
+        <w:t>变更 3：文件头魔数校验</w:t>
+      </w:r>
+    </w:p>
+    <w:p>
+      <w:r>
+        <w:rPr>
+          <w:b/>
+          <w:color w:val="E74C3C"/>
+        </w:rPr>
+        <w:t>修改前：</w:t>
       </w:r>
     </w:p>
     <w:p>
@@ -363,12 +333,94 @@
           <w:color w:val="8E44AD"/>
           <w:sz w:val="18"/>
         </w:rPr>
-        <w:t>c.execute(sql, (username, generate_password_hash(password), email, phone))</w:t>
+        <w:t>未检查文件内容，仅依赖 Content-Type</w:t>
       </w:r>
     </w:p>
     <w:p>
       <w:r>
-        <w:t>说明：使用参数化查询，用户输入通过元组传递，无法闭合 SQL 语句。</w:t>
+        <w:rPr>
+          <w:b/>
+          <w:color w:val="27AE60"/>
+        </w:rPr>
+        <w:t>修改后：</w:t>
+      </w:r>
+    </w:p>
+    <w:p>
+      <w:pPr>
+        <w:spacing w:before="80" w:after="80"/>
+        <w:ind w:left="432"/>
+      </w:pPr>
+      <w:r>
+        <w:rPr>
+          <w:rFonts w:ascii="Consolas" w:hAnsi="Consolas"/>
+          <w:color w:val="8E44AD"/>
+          <w:sz w:val="18"/>
+        </w:rPr>
+        <w:t>读取文件前 512 字节，检测 PNG/JPG/GIF 的文件头特征码</w:t>
+      </w:r>
+    </w:p>
+    <w:p>
+      <w:r>
+        <w:t>攻击者无法将非图片文件伪装成图片上传</w:t>
+      </w:r>
+    </w:p>
+    <w:p>
+      <w:pPr>
+        <w:pStyle w:val="Heading2"/>
+      </w:pPr>
+      <w:r>
+        <w:t>变更 4：后缀与内容一致性校验</w:t>
+      </w:r>
+    </w:p>
+    <w:p>
+      <w:r>
+        <w:rPr>
+          <w:b/>
+          <w:color w:val="E74C3C"/>
+        </w:rPr>
+        <w:t>修改前：</w:t>
+      </w:r>
+    </w:p>
+    <w:p>
+      <w:pPr>
+        <w:spacing w:before="80" w:after="80"/>
+        <w:ind w:left="432"/>
+      </w:pPr>
+      <w:r>
+        <w:rPr>
+          <w:rFonts w:ascii="Consolas" w:hAnsi="Consolas"/>
+          <w:color w:val="8E44AD"/>
+          <w:sz w:val="18"/>
+        </w:rPr>
+        <w:t>后缀和内容分离，可上传后缀 jpg 但内容为 PHP 的文件</w:t>
+      </w:r>
+    </w:p>
+    <w:p>
+      <w:r>
+        <w:rPr>
+          <w:b/>
+          <w:color w:val="27AE60"/>
+        </w:rPr>
+        <w:t>修改后：</w:t>
+      </w:r>
+    </w:p>
+    <w:p>
+      <w:pPr>
+        <w:spacing w:before="80" w:after="80"/>
+        <w:ind w:left="432"/>
+      </w:pPr>
+      <w:r>
+        <w:rPr>
+          <w:rFonts w:ascii="Consolas" w:hAnsi="Consolas"/>
+          <w:color w:val="8E44AD"/>
+          <w:sz w:val="18"/>
+        </w:rPr>
+        <w:t>强制要求文件后缀与检测到的内容类型一致</w:t>
+      </w:r>
+    </w:p>
+    <w:p>
+      <w:r>
+        <w:t>图片马（在图片中嵌入 PHP 代码）将被拦截</w:t>
       </w:r>
     </w:p>
     <w:p>
@@ -379,51 +431,149 @@
         <w:t>三、修复验证</w:t>
       </w:r>
     </w:p>
-    <w:p>
-      <w:r>
-        <w:t>修复后使用以下 payload 测试，均不再生效：</w:t>
-      </w:r>
-    </w:p>
-    <w:p>
-      <w:pPr>
-        <w:pStyle w:val="ListBullet"/>
-      </w:pPr>
-      <w:r>
-        <w:t>搜索 ' OR '1'='1 → 不再返回全部用户</w:t>
-      </w:r>
-    </w:p>
-    <w:p>
-      <w:pPr>
-        <w:pStyle w:val="ListBullet"/>
-      </w:pPr>
-      <w:r>
-        <w:t>搜索 ' UNION SELECT 1,'inj','inj@x.com','138'-- → 不再插入伪造数据</w:t>
-      </w:r>
-    </w:p>
-    <w:p>
-      <w:pPr>
-        <w:pStyle w:val="ListBullet"/>
-      </w:pPr>
-      <w:r>
-        <w:t>注册用户名 hacker', 'pass', 'h@x.com', '123')-- → 不再注入自定义数据</w:t>
-      </w:r>
-    </w:p>
-    <w:p>
-      <w:pPr>
-        <w:pStyle w:val="ListBullet"/>
-      </w:pPr>
-      <w:r>
-        <w:t>搜索正常关键词（如 admin）→ 仍能正常查询</w:t>
-      </w:r>
-    </w:p>
-    <w:p>
-      <w:pPr>
-        <w:pStyle w:val="ListBullet"/>
-      </w:pPr>
-      <w:r>
-        <w:t>注册正常用户 → 仍能正常注册并登录</w:t>
-      </w:r>
-    </w:p>
+    <w:tbl>
+      <w:tblPr>
+        <w:tblStyle w:val="LightGrid-Accent1"/>
+        <w:tblW w:type="auto" w:w="0"/>
+        <w:jc w:val="center"/>
+        <w:tblLook w:firstColumn="1" w:firstRow="1" w:lastColumn="0" w:lastRow="0" w:noHBand="0" w:noVBand="1" w:val="04A0"/>
+      </w:tblPr>
+      <w:tblGrid>
+        <w:gridCol w:w="4320"/>
+        <w:gridCol w:w="4320"/>
+      </w:tblGrid>
+      <w:tr>
+        <w:tc>
+          <w:tcPr>
+            <w:tcW w:type="dxa" w:w="4320"/>
+            <w:shd w:val="clear" w:color="auto" w:fill="2C3E50"/>
+          </w:tcPr>
+          <w:p>
+            <w:pPr>
+              <w:jc w:val="center"/>
+            </w:pPr>
+            <w:r>
+              <w:rPr>
+                <w:b/>
+                <w:color w:val="FFFFFF"/>
+              </w:rPr>
+              <w:t>测试项</w:t>
+            </w:r>
+          </w:p>
+        </w:tc>
+        <w:tc>
+          <w:tcPr>
+            <w:tcW w:type="dxa" w:w="4320"/>
+            <w:shd w:val="clear" w:color="auto" w:fill="2C3E50"/>
+          </w:tcPr>
+          <w:p>
+            <w:pPr>
+              <w:jc w:val="center"/>
+            </w:pPr>
+            <w:r>
+              <w:rPr>
+                <w:b/>
+                <w:color w:val="FFFFFF"/>
+              </w:rPr>
+              <w:t>结果</w:t>
+            </w:r>
+          </w:p>
+        </w:tc>
+      </w:tr>
+      <w:tr>
+        <w:tc>
+          <w:tcPr>
+            <w:tcW w:type="dxa" w:w="4320"/>
+          </w:tcPr>
+          <w:p>
+            <w:r>
+              <w:t>上传 .php 文件</w:t>
+            </w:r>
+          </w:p>
+        </w:tc>
+        <w:tc>
+          <w:tcPr>
+            <w:tcW w:type="dxa" w:w="4320"/>
+            <w:shd w:val="clear" w:color="auto" w:fill="E8F8F5"/>
+          </w:tcPr>
+          <w:p>
+            <w:r>
+              <w:t>✅ 拦截：不支持的文件类型</w:t>
+            </w:r>
+          </w:p>
+        </w:tc>
+      </w:tr>
+      <w:tr>
+        <w:tc>
+          <w:tcPr>
+            <w:tcW w:type="dxa" w:w="4320"/>
+          </w:tcPr>
+          <w:p>
+            <w:r>
+              <w:t>上传 .jpg 但内容为 PHP</w:t>
+            </w:r>
+          </w:p>
+        </w:tc>
+        <w:tc>
+          <w:tcPr>
+            <w:tcW w:type="dxa" w:w="4320"/>
+            <w:shd w:val="clear" w:color="auto" w:fill="E8F8F5"/>
+          </w:tcPr>
+          <w:p>
+            <w:r>
+              <w:t>✅ 拦截：文件后缀与内容不匹配</w:t>
+            </w:r>
+          </w:p>
+        </w:tc>
+      </w:tr>
+      <w:tr>
+        <w:tc>
+          <w:tcPr>
+            <w:tcW w:type="dxa" w:w="4320"/>
+          </w:tcPr>
+          <w:p>
+            <w:r>
+              <w:t>上传真实 .png 图片</w:t>
+            </w:r>
+          </w:p>
+        </w:tc>
+        <w:tc>
+          <w:tcPr>
+            <w:tcW w:type="dxa" w:w="4320"/>
+            <w:shd w:val="clear" w:color="auto" w:fill="E8F8F5"/>
+          </w:tcPr>
+          <w:p>
+            <w:r>
+              <w:t>✅ 成功</w:t>
+            </w:r>
+          </w:p>
+        </w:tc>
+      </w:tr>
+      <w:tr>
+        <w:tc>
+          <w:tcPr>
+            <w:tcW w:type="dxa" w:w="4320"/>
+          </w:tcPr>
+          <w:p>
+            <w:r>
+              <w:t>未登录访问上传页</w:t>
+            </w:r>
+          </w:p>
+        </w:tc>
+        <w:tc>
+          <w:tcPr>
+            <w:tcW w:type="dxa" w:w="4320"/>
+            <w:shd w:val="clear" w:color="auto" w:fill="E8F8F5"/>
+          </w:tcPr>
+          <w:p>
+            <w:r>
+              <w:t>✅ 302 跳转到登录页</w:t>
+            </w:r>
+          </w:p>
+        </w:tc>
+      </w:tr>
+    </w:tbl>
+    <w:p/>
     <w:p>
       <w:pPr>
         <w:pStyle w:val="Heading1"/>
@@ -452,9 +602,6 @@
             <w:shd w:val="clear" w:color="auto" w:fill="2C3E50"/>
           </w:tcPr>
           <w:p>
-            <w:pPr>
-              <w:jc w:val="center"/>
-            </w:pPr>
             <w:r>
               <w:rPr>
                 <w:b/>
@@ -470,9 +617,6 @@
             <w:shd w:val="clear" w:color="auto" w:fill="2C3E50"/>
           </w:tcPr>
           <w:p>
-            <w:pPr>
-              <w:jc w:val="center"/>
-            </w:pPr>
             <w:r>
               <w:rPr>
                 <w:b/>
@@ -488,9 +632,6 @@
             <w:shd w:val="clear" w:color="auto" w:fill="2C3E50"/>
           </w:tcPr>
           <w:p>
-            <w:pPr>
-              <w:jc w:val="center"/>
-            </w:pPr>
             <w:r>
               <w:rPr>
                 <w:b/>
@@ -506,9 +647,6 @@
             <w:shd w:val="clear" w:color="auto" w:fill="2C3E50"/>
           </w:tcPr>
           <w:p>
-            <w:pPr>
-              <w:jc w:val="center"/>
-            </w:pPr>
             <w:r>
               <w:rPr>
                 <w:b/>
@@ -546,13 +684,14 @@
           </w:tcPr>
           <w:p>
             <w:r>
-              <w:t>初始版本（包含12个安全漏洞）</w:t>
+              <w:t>初始版本（12个安全漏洞）</w:t>
             </w:r>
           </w:p>
         </w:tc>
         <w:tc>
           <w:tcPr>
             <w:tcW w:type="dxa" w:w="2160"/>
+            <w:shd w:val="clear" w:color="auto" w:fill="FDEDEC"/>
           </w:tcPr>
           <w:p>
             <w:r>
@@ -588,7 +727,7 @@
           </w:tcPr>
           <w:p>
             <w:r>
-              <w:t>安全加固版（修复密码、CSRF等）</w:t>
+              <w:t>安全加固（密码、CSRF、Session）</w:t>
             </w:r>
           </w:p>
         </w:tc>
@@ -630,13 +769,56 @@
           </w:tcPr>
           <w:p>
             <w:r>
-              <w:t>修复SQL注入漏洞（当前版本）</w:t>
+              <w:t>修复 SQL 注入漏洞</w:t>
             </w:r>
           </w:p>
         </w:tc>
         <w:tc>
           <w:tcPr>
             <w:tcW w:type="dxa" w:w="2160"/>
+          </w:tcPr>
+          <w:p>
+            <w:r>
+              <w:t>⚠️ 文件上传漏洞</w:t>
+            </w:r>
+          </w:p>
+        </w:tc>
+      </w:tr>
+      <w:tr>
+        <w:tc>
+          <w:tcPr>
+            <w:tcW w:type="dxa" w:w="2160"/>
+          </w:tcPr>
+          <w:p>
+            <w:r>
+              <w:t>v1.3</w:t>
+            </w:r>
+          </w:p>
+        </w:tc>
+        <w:tc>
+          <w:tcPr>
+            <w:tcW w:type="dxa" w:w="2160"/>
+          </w:tcPr>
+          <w:p>
+            <w:r>
+              <w:t>2026-07-09</w:t>
+            </w:r>
+          </w:p>
+        </w:tc>
+        <w:tc>
+          <w:tcPr>
+            <w:tcW w:type="dxa" w:w="2160"/>
+          </w:tcPr>
+          <w:p>
+            <w:r>
+              <w:t>修复文件上传漏洞（当前版本）</w:t>
+            </w:r>
+          </w:p>
+        </w:tc>
+        <w:tc>
+          <w:tcPr>
+            <w:tcW w:type="dxa" w:w="2160"/>
+            <w:shd w:val="clear" w:color="auto" w:fill="E8F8F5"/>
           </w:tcPr>
           <w:p>
             <w:r>

--- a/修改日志_CHANGELOG.docx
+++ b/修改日志_CHANGELOG.docx
@@ -26,7 +26,7 @@
         <w:rPr>
           <w:sz w:val="22"/>
         </w:rPr>
-        <w:t>版本：v1.3（文件上传安全加固版）</w:t>
+        <w:t>版本：v1.4（越权漏洞修复版）</w:t>
         <w:br/>
       </w:r>
       <w:r>
@@ -42,7 +42,7 @@
         <w:pStyle w:val="Heading1"/>
       </w:pPr>
       <w:r>
-        <w:t>一、修改概览</w:t>
+        <w:t>一、修改内容</w:t>
       </w:r>
     </w:p>
     <w:tbl>
@@ -64,9 +64,6 @@
             <w:shd w:val="clear" w:color="auto" w:fill="2C3E50"/>
           </w:tcPr>
           <w:p>
-            <w:pPr>
-              <w:jc w:val="center"/>
-            </w:pPr>
             <w:r>
               <w:rPr>
                 <w:b/>
@@ -82,15 +79,12 @@
             <w:shd w:val="clear" w:color="auto" w:fill="2C3E50"/>
           </w:tcPr>
           <w:p>
-            <w:pPr>
-              <w:jc w:val="center"/>
-            </w:pPr>
             <w:r>
               <w:rPr>
                 <w:b/>
                 <w:color w:val="FFFFFF"/>
               </w:rPr>
-              <w:t>操作</w:t>
+              <w:t>变更</w:t>
             </w:r>
           </w:p>
         </w:tc>
@@ -100,9 +94,6 @@
             <w:shd w:val="clear" w:color="auto" w:fill="2C3E50"/>
           </w:tcPr>
           <w:p>
-            <w:pPr>
-              <w:jc w:val="center"/>
-            </w:pPr>
             <w:r>
               <w:rPr>
                 <w:b/>
@@ -120,7 +111,7 @@
           </w:tcPr>
           <w:p>
             <w:r>
-              <w:t>app.py — /upload 路由</w:t>
+              <w:t>app.py — /profile</w:t>
             </w:r>
           </w:p>
         </w:tc>
@@ -140,7 +131,7 @@
           </w:tcPr>
           <w:p>
             <w:r>
-              <w:t>新增扩展名白名单、魔数校验、UUID重命名</w:t>
+              <w:t>校验 user_id 所有权，普通用户只能看自己</w:t>
             </w:r>
           </w:p>
         </w:tc>
@@ -152,7 +143,7 @@
           </w:tcPr>
           <w:p>
             <w:r>
-              <w:t>static/css/style.css</w:t>
+              <w:t>app.py — /recharge</w:t>
             </w:r>
           </w:p>
         </w:tc>
@@ -162,7 +153,7 @@
           </w:tcPr>
           <w:p>
             <w:r>
-              <w:t>➕ 新增</w:t>
+              <w:t>🔧 修复</w:t>
             </w:r>
           </w:p>
         </w:tc>
@@ -172,7 +163,39 @@
           </w:tcPr>
           <w:p>
             <w:r>
-              <w:t>上传页面样式</w:t>
+              <w:t>只能给自己的账号充值</w:t>
+            </w:r>
+          </w:p>
+        </w:tc>
+      </w:tr>
+      <w:tr>
+        <w:tc>
+          <w:tcPr>
+            <w:tcW w:type="dxa" w:w="2880"/>
+          </w:tcPr>
+          <w:p>
+            <w:r>
+              <w:t>app.py — /recharge</w:t>
+            </w:r>
+          </w:p>
+        </w:tc>
+        <w:tc>
+          <w:tcPr>
+            <w:tcW w:type="dxa" w:w="2880"/>
+          </w:tcPr>
+          <w:p>
+            <w:r>
+              <w:t>🔧 修复</w:t>
+            </w:r>
+          </w:p>
+        </w:tc>
+        <w:tc>
+          <w:tcPr>
+            <w:tcW w:type="dxa" w:w="2880"/>
+          </w:tcPr>
+          <w:p>
+            <w:r>
+              <w:t>检查 amount &gt; 0，拒绝负值充值</w:t>
             </w:r>
           </w:p>
         </w:tc>
@@ -184,7 +207,7 @@
         <w:pStyle w:val="Heading1"/>
       </w:pPr>
       <w:r>
-        <w:t>二、详细变更</w:t>
+        <w:t>二、修复代码对比</w:t>
       </w:r>
     </w:p>
     <w:p>
@@ -192,7 +215,7 @@
         <w:pStyle w:val="Heading2"/>
       </w:pPr>
       <w:r>
-        <w:t>变更 1：文件扩展名白名单校验</w:t>
+        <w:t>变更 1：Profile 路由增加权限校验</w:t>
       </w:r>
     </w:p>
     <w:p>
@@ -215,7 +238,21 @@
           <w:color w:val="8E44AD"/>
           <w:sz w:val="18"/>
         </w:rPr>
-        <w:t>无任何扩展名检查，可上传任意文件</w:t>
+        <w:t>user_id = request.args.get("user_id", "")</w:t>
+      </w:r>
+    </w:p>
+    <w:p>
+      <w:pPr>
+        <w:spacing w:before="80" w:after="80"/>
+        <w:ind w:left="432"/>
+      </w:pPr>
+      <w:r>
+        <w:rPr>
+          <w:rFonts w:ascii="Consolas" w:hAnsi="Consolas"/>
+          <w:color w:val="8E44AD"/>
+          <w:sz w:val="18"/>
+        </w:rPr>
+        <w:t>c.execute("SELECT ... FROM users WHERE id = ?", (user_id,))</w:t>
       </w:r>
     </w:p>
     <w:p>
@@ -238,12 +275,77 @@
           <w:color w:val="8E44AD"/>
           <w:sz w:val="18"/>
         </w:rPr>
-        <w:t>只允许 jpg、jpeg、png、gif 四种图片格式</w:t>
+        <w:t># 先获取当前登录用户的 ID</w:t>
       </w:r>
     </w:p>
     <w:p>
+      <w:pPr>
+        <w:spacing w:before="80" w:after="80"/>
+        <w:ind w:left="432"/>
+      </w:pPr>
       <w:r>
-        <w:t>攻击者无法再上传 .php、.asp 等可执行脚本文件</w:t>
+        <w:rPr>
+          <w:rFonts w:ascii="Consolas" w:hAnsi="Consolas"/>
+          <w:color w:val="8E44AD"/>
+          <w:sz w:val="18"/>
+        </w:rPr>
+        <w:t>c.execute("SELECT id FROM users WHERE username = ?", (session["username"],))</w:t>
+      </w:r>
+    </w:p>
+    <w:p>
+      <w:pPr>
+        <w:spacing w:before="80" w:after="80"/>
+        <w:ind w:left="432"/>
+      </w:pPr>
+      <w:r>
+        <w:rPr>
+          <w:rFonts w:ascii="Consolas" w:hAnsi="Consolas"/>
+          <w:color w:val="8E44AD"/>
+          <w:sz w:val="18"/>
+        </w:rPr>
+        <w:t>current_user_id = str(row[0])</w:t>
+      </w:r>
+    </w:p>
+    <w:p>
+      <w:pPr>
+        <w:spacing w:before="80" w:after="80"/>
+        <w:ind w:left="432"/>
+      </w:pPr>
+      <w:r>
+        <w:rPr>
+          <w:rFonts w:ascii="Consolas" w:hAnsi="Consolas"/>
+          <w:color w:val="8E44AD"/>
+          <w:sz w:val="18"/>
+        </w:rPr>
+        <w:t># 校验：不是管理员且不是自己 → 拒绝</w:t>
+      </w:r>
+    </w:p>
+    <w:p>
+      <w:pPr>
+        <w:spacing w:before="80" w:after="80"/>
+        <w:ind w:left="432"/>
+      </w:pPr>
+      <w:r>
+        <w:rPr>
+          <w:rFonts w:ascii="Consolas" w:hAnsi="Consolas"/>
+          <w:color w:val="8E44AD"/>
+          <w:sz w:val="18"/>
+        </w:rPr>
+        <w:t>if user_id != current_user_id and not is_admin:</w:t>
+      </w:r>
+    </w:p>
+    <w:p>
+      <w:pPr>
+        <w:spacing w:before="80" w:after="80"/>
+        <w:ind w:left="432"/>
+      </w:pPr>
+      <w:r>
+        <w:rPr>
+          <w:rFonts w:ascii="Consolas" w:hAnsi="Consolas"/>
+          <w:color w:val="8E44AD"/>
+          <w:sz w:val="18"/>
+        </w:rPr>
+        <w:t xml:space="preserve">    return render_template("profile.html", error="无权查看")</w:t>
       </w:r>
     </w:p>
     <w:p>
@@ -251,7 +353,7 @@
         <w:pStyle w:val="Heading2"/>
       </w:pPr>
       <w:r>
-        <w:t>变更 2：UUID 重命名文件</w:t>
+        <w:t>变更 2：Recharge 路由增加权限和金额校验</w:t>
       </w:r>
     </w:p>
     <w:p>
@@ -274,7 +376,35 @@
           <w:color w:val="8E44AD"/>
           <w:sz w:val="18"/>
         </w:rPr>
-        <w:t>使用用户提供的原始文件名（可包含 ../ 路径穿越）</w:t>
+        <w:t>user_id = request.form.get("user_id", "")</w:t>
+      </w:r>
+    </w:p>
+    <w:p>
+      <w:pPr>
+        <w:spacing w:before="80" w:after="80"/>
+        <w:ind w:left="432"/>
+      </w:pPr>
+      <w:r>
+        <w:rPr>
+          <w:rFonts w:ascii="Consolas" w:hAnsi="Consolas"/>
+          <w:color w:val="8E44AD"/>
+          <w:sz w:val="18"/>
+        </w:rPr>
+        <w:t>amount = request.form.get("amount", "0")</w:t>
+      </w:r>
+    </w:p>
+    <w:p>
+      <w:pPr>
+        <w:spacing w:before="80" w:after="80"/>
+        <w:ind w:left="432"/>
+      </w:pPr>
+      <w:r>
+        <w:rPr>
+          <w:rFonts w:ascii="Consolas" w:hAnsi="Consolas"/>
+          <w:color w:val="8E44AD"/>
+          <w:sz w:val="18"/>
+        </w:rPr>
+        <w:t>USERS[username]["balance"] += float(amount)</w:t>
       </w:r>
     </w:p>
     <w:p>
@@ -297,29 +427,7 @@
           <w:color w:val="8E44AD"/>
           <w:sz w:val="18"/>
         </w:rPr>
-        <w:t>使用 secrets.token_hex(16) 生成随机文件名，防止路径穿越</w:t>
-      </w:r>
-    </w:p>
-    <w:p>
-      <w:r>
-        <w:t>攻击者无法通过 ../../etc/shell.php 覆盖系统文件</w:t>
-      </w:r>
-    </w:p>
-    <w:p>
-      <w:pPr>
-        <w:pStyle w:val="Heading2"/>
-      </w:pPr>
-      <w:r>
-        <w:t>变更 3：文件头魔数校验</w:t>
-      </w:r>
-    </w:p>
-    <w:p>
-      <w:r>
-        <w:rPr>
-          <w:b/>
-          <w:color w:val="E74C3C"/>
-        </w:rPr>
-        <w:t>修改前：</w:t>
+        <w:t># 只能给自己充值</w:t>
       </w:r>
     </w:p>
     <w:p>
@@ -333,16 +441,7 @@
           <w:color w:val="8E44AD"/>
           <w:sz w:val="18"/>
         </w:rPr>
-        <w:t>未检查文件内容，仅依赖 Content-Type</w:t>
-      </w:r>
-    </w:p>
-    <w:p>
-      <w:r>
-        <w:rPr>
-          <w:b/>
-          <w:color w:val="27AE60"/>
-        </w:rPr>
-        <w:t>修改后：</w:t>
+        <w:t>if user_id != current_user_id:</w:t>
       </w:r>
     </w:p>
     <w:p>
@@ -356,29 +455,7 @@
           <w:color w:val="8E44AD"/>
           <w:sz w:val="18"/>
         </w:rPr>
-        <w:t>读取文件前 512 字节，检测 PNG/JPG/GIF 的文件头特征码</w:t>
-      </w:r>
-    </w:p>
-    <w:p>
-      <w:r>
-        <w:t>攻击者无法将非图片文件伪装成图片上传</w:t>
-      </w:r>
-    </w:p>
-    <w:p>
-      <w:pPr>
-        <w:pStyle w:val="Heading2"/>
-      </w:pPr>
-      <w:r>
-        <w:t>变更 4：后缀与内容一致性校验</w:t>
-      </w:r>
-    </w:p>
-    <w:p>
-      <w:r>
-        <w:rPr>
-          <w:b/>
-          <w:color w:val="E74C3C"/>
-        </w:rPr>
-        <w:t>修改前：</w:t>
+        <w:t xml:space="preserve">    return redirect(...)</w:t>
       </w:r>
     </w:p>
     <w:p>
@@ -392,16 +469,7 @@
           <w:color w:val="8E44AD"/>
           <w:sz w:val="18"/>
         </w:rPr>
-        <w:t>后缀和内容分离，可上传后缀 jpg 但内容为 PHP 的文件</w:t>
-      </w:r>
-    </w:p>
-    <w:p>
-      <w:r>
-        <w:rPr>
-          <w:b/>
-          <w:color w:val="27AE60"/>
-        </w:rPr>
-        <w:t>修改后：</w:t>
+        <w:t># 检查金额必须为正</w:t>
       </w:r>
     </w:p>
     <w:p>
@@ -415,12 +483,21 @@
           <w:color w:val="8E44AD"/>
           <w:sz w:val="18"/>
         </w:rPr>
-        <w:t>强制要求文件后缀与检测到的内容类型一致</w:t>
+        <w:t>if amount_val &lt;= 0:</w:t>
       </w:r>
     </w:p>
     <w:p>
+      <w:pPr>
+        <w:spacing w:before="80" w:after="80"/>
+        <w:ind w:left="432"/>
+      </w:pPr>
       <w:r>
-        <w:t>图片马（在图片中嵌入 PHP 代码）将被拦截</w:t>
+        <w:rPr>
+          <w:rFonts w:ascii="Consolas" w:hAnsi="Consolas"/>
+          <w:color w:val="8E44AD"/>
+          <w:sz w:val="18"/>
+        </w:rPr>
+        <w:t xml:space="preserve">    return redirect(...)</w:t>
       </w:r>
     </w:p>
     <w:p>
@@ -435,7 +512,6 @@
       <w:tblPr>
         <w:tblStyle w:val="LightGrid-Accent1"/>
         <w:tblW w:type="auto" w:w="0"/>
-        <w:jc w:val="center"/>
         <w:tblLook w:firstColumn="1" w:firstRow="1" w:lastColumn="0" w:lastRow="0" w:noHBand="0" w:noVBand="1" w:val="04A0"/>
       </w:tblPr>
       <w:tblGrid>
@@ -449,9 +525,6 @@
             <w:shd w:val="clear" w:color="auto" w:fill="2C3E50"/>
           </w:tcPr>
           <w:p>
-            <w:pPr>
-              <w:jc w:val="center"/>
-            </w:pPr>
             <w:r>
               <w:rPr>
                 <w:b/>
@@ -467,9 +540,6 @@
             <w:shd w:val="clear" w:color="auto" w:fill="2C3E50"/>
           </w:tcPr>
           <w:p>
-            <w:pPr>
-              <w:jc w:val="center"/>
-            </w:pPr>
             <w:r>
               <w:rPr>
                 <w:b/>
@@ -487,53 +557,7 @@
           </w:tcPr>
           <w:p>
             <w:r>
-              <w:t>上传 .php 文件</w:t>
-            </w:r>
-          </w:p>
-        </w:tc>
-        <w:tc>
-          <w:tcPr>
-            <w:tcW w:type="dxa" w:w="4320"/>
-            <w:shd w:val="clear" w:color="auto" w:fill="E8F8F5"/>
-          </w:tcPr>
-          <w:p>
-            <w:r>
-              <w:t>✅ 拦截：不支持的文件类型</w:t>
-            </w:r>
-          </w:p>
-        </w:tc>
-      </w:tr>
-      <w:tr>
-        <w:tc>
-          <w:tcPr>
-            <w:tcW w:type="dxa" w:w="4320"/>
-          </w:tcPr>
-          <w:p>
-            <w:r>
-              <w:t>上传 .jpg 但内容为 PHP</w:t>
-            </w:r>
-          </w:p>
-        </w:tc>
-        <w:tc>
-          <w:tcPr>
-            <w:tcW w:type="dxa" w:w="4320"/>
-            <w:shd w:val="clear" w:color="auto" w:fill="E8F8F5"/>
-          </w:tcPr>
-          <w:p>
-            <w:r>
-              <w:t>✅ 拦截：文件后缀与内容不匹配</w:t>
-            </w:r>
-          </w:p>
-        </w:tc>
-      </w:tr>
-      <w:tr>
-        <w:tc>
-          <w:tcPr>
-            <w:tcW w:type="dxa" w:w="4320"/>
-          </w:tcPr>
-          <w:p>
-            <w:r>
-              <w:t>上传真实 .png 图片</w:t>
+              <w:t>普通用户查看自己</w:t>
             </w:r>
           </w:p>
         </w:tc>
@@ -556,7 +580,7 @@
           </w:tcPr>
           <w:p>
             <w:r>
-              <w:t>未登录访问上传页</w:t>
+              <w:t>普通用户越权看管理员</w:t>
             </w:r>
           </w:p>
         </w:tc>
@@ -567,7 +591,99 @@
           </w:tcPr>
           <w:p>
             <w:r>
-              <w:t>✅ 302 跳转到登录页</w:t>
+              <w:t>✅ 拦截：无权查看</w:t>
+            </w:r>
+          </w:p>
+        </w:tc>
+      </w:tr>
+      <w:tr>
+        <w:tc>
+          <w:tcPr>
+            <w:tcW w:type="dxa" w:w="4320"/>
+          </w:tcPr>
+          <w:p>
+            <w:r>
+              <w:t>给自己充负值</w:t>
+            </w:r>
+          </w:p>
+        </w:tc>
+        <w:tc>
+          <w:tcPr>
+            <w:tcW w:type="dxa" w:w="4320"/>
+            <w:shd w:val="clear" w:color="auto" w:fill="E8F8F5"/>
+          </w:tcPr>
+          <w:p>
+            <w:r>
+              <w:t>✅ 拦截：金额无效</w:t>
+            </w:r>
+          </w:p>
+        </w:tc>
+      </w:tr>
+      <w:tr>
+        <w:tc>
+          <w:tcPr>
+            <w:tcW w:type="dxa" w:w="4320"/>
+          </w:tcPr>
+          <w:p>
+            <w:r>
+              <w:t>给他人充值</w:t>
+            </w:r>
+          </w:p>
+        </w:tc>
+        <w:tc>
+          <w:tcPr>
+            <w:tcW w:type="dxa" w:w="4320"/>
+            <w:shd w:val="clear" w:color="auto" w:fill="E8F8F5"/>
+          </w:tcPr>
+          <w:p>
+            <w:r>
+              <w:t>✅ 拦截：无权操作</w:t>
+            </w:r>
+          </w:p>
+        </w:tc>
+      </w:tr>
+      <w:tr>
+        <w:tc>
+          <w:tcPr>
+            <w:tcW w:type="dxa" w:w="4320"/>
+          </w:tcPr>
+          <w:p>
+            <w:r>
+              <w:t>正常充值</w:t>
+            </w:r>
+          </w:p>
+        </w:tc>
+        <w:tc>
+          <w:tcPr>
+            <w:tcW w:type="dxa" w:w="4320"/>
+            <w:shd w:val="clear" w:color="auto" w:fill="E8F8F5"/>
+          </w:tcPr>
+          <w:p>
+            <w:r>
+              <w:t>✅ 成功增加余额</w:t>
+            </w:r>
+          </w:p>
+        </w:tc>
+      </w:tr>
+      <w:tr>
+        <w:tc>
+          <w:tcPr>
+            <w:tcW w:type="dxa" w:w="4320"/>
+          </w:tcPr>
+          <w:p>
+            <w:r>
+              <w:t>管理员查看所有用户</w:t>
+            </w:r>
+          </w:p>
+        </w:tc>
+        <w:tc>
+          <w:tcPr>
+            <w:tcW w:type="dxa" w:w="4320"/>
+            <w:shd w:val="clear" w:color="auto" w:fill="E8F8F5"/>
+          </w:tcPr>
+          <w:p>
+            <w:r>
+              <w:t>✅ 允许（管理特权）</w:t>
             </w:r>
           </w:p>
         </w:tc>
@@ -586,7 +702,6 @@
       <w:tblPr>
         <w:tblStyle w:val="LightGrid-Accent1"/>
         <w:tblW w:type="auto" w:w="0"/>
-        <w:jc w:val="center"/>
         <w:tblLook w:firstColumn="1" w:firstRow="1" w:lastColumn="0" w:lastRow="0" w:noHBand="0" w:noVBand="1" w:val="04A0"/>
       </w:tblPr>
       <w:tblGrid>
@@ -674,7 +789,7 @@
           </w:tcPr>
           <w:p>
             <w:r>
-              <w:t>2026-07-07</w:t>
+              <w:t>07-07</w:t>
             </w:r>
           </w:p>
         </w:tc>
@@ -684,7 +799,7 @@
           </w:tcPr>
           <w:p>
             <w:r>
-              <w:t>初始版本（12个安全漏洞）</w:t>
+              <w:t>初始版本</w:t>
             </w:r>
           </w:p>
         </w:tc>
@@ -695,7 +810,7 @@
           </w:tcPr>
           <w:p>
             <w:r>
-              <w:t>❌ 不安全</w:t>
+              <w:t>❌ 12个漏洞</w:t>
             </w:r>
           </w:p>
         </w:tc>
@@ -717,7 +832,7 @@
           </w:tcPr>
           <w:p>
             <w:r>
-              <w:t>2026-07-07</w:t>
+              <w:t>07-07</w:t>
             </w:r>
           </w:p>
         </w:tc>
@@ -727,7 +842,7 @@
           </w:tcPr>
           <w:p>
             <w:r>
-              <w:t>安全加固（密码、CSRF、Session）</w:t>
+              <w:t>密码/CSRF/Session加固</w:t>
             </w:r>
           </w:p>
         </w:tc>
@@ -759,7 +874,7 @@
           </w:tcPr>
           <w:p>
             <w:r>
-              <w:t>2026-07-08</w:t>
+              <w:t>07-08</w:t>
             </w:r>
           </w:p>
         </w:tc>
@@ -769,7 +884,7 @@
           </w:tcPr>
           <w:p>
             <w:r>
-              <w:t>修复 SQL 注入漏洞</w:t>
+              <w:t>修复SQL注入</w:t>
             </w:r>
           </w:p>
         </w:tc>
@@ -801,7 +916,7 @@
           </w:tcPr>
           <w:p>
             <w:r>
-              <w:t>2026-07-09</w:t>
+              <w:t>07-09</w:t>
             </w:r>
           </w:p>
         </w:tc>
@@ -811,7 +926,39 @@
           </w:tcPr>
           <w:p>
             <w:r>
-              <w:t>修复文件上传漏洞（当前版本）</w:t>
+              <w:t>修复文件上传漏洞</w:t>
+            </w:r>
+          </w:p>
+        </w:tc>
+        <w:tc>
+          <w:tcPr>
+            <w:tcW w:type="dxa" w:w="2160"/>
+          </w:tcPr>
+          <w:p>
+            <w:r>
+              <w:t>⚠️ 越权漏洞</w:t>
+            </w:r>
+          </w:p>
+        </w:tc>
+      </w:tr>
+      <w:tr>
+        <w:tc>
+          <w:tcPr>
+            <w:tcW w:type="dxa" w:w="2160"/>
+          </w:tcPr>
+          <w:p>
+            <w:r>
+              <w:t>v1.4</w:t>
+            </w:r>
+          </w:p>
+        </w:tc>
+        <w:tc>
+          <w:tcPr>
+            <w:tcW w:type="dxa" w:w="2160"/>
+          </w:tcPr>
+          <w:p>
+            <w:r>
+              <w:t>07-09</w:t>
             </w:r>
           </w:p>
         </w:tc>
@@ -822,7 +969,18 @@
           </w:tcPr>
           <w:p>
             <w:r>
-              <w:t>✅ 安全</w:t>
+              <w:t>修复越权漏洞 ✅</w:t>
+            </w:r>
+          </w:p>
+        </w:tc>
+        <w:tc>
+          <w:tcPr>
+            <w:tcW w:type="dxa" w:w="2160"/>
+            <w:shd w:val="clear" w:color="auto" w:fill="E8F8F5"/>
+          </w:tcPr>
+          <w:p>
+            <w:r>
+              <w:t>✅ 当前版本</w:t>
             </w:r>
           </w:p>
         </w:tc>
